--- a/03_kanri-flow_変更_単施設_起案.docx
+++ b/03_kanri-flow_変更_単施設_起案.docx
@@ -2513,7 +2513,7 @@
         <w:trPr>
           <w:gridAfter w:val="1"/>
           <w:wAfter w:w="453" w:type="dxa"/>
-          <w:trHeight w:hRule="exact" w:val="1871"/>
+          <w:trHeight w:hRule="exact" w:val="2460"/>
         </w:trPr>
         <w:tc>
           <w:tcPr>
@@ -2767,6 +2767,23 @@
               </w:rPr>
               <w:t xml:space="preserve">　　　</w:t>
             </w:r>
+          </w:p>
+          <w:p>
+            <w:pPr>
+              <w:snapToGrid w:val="0"/>
+              <w:spacing w:line="220" w:lineRule="exact"/>
+              <w:jc w:val="left"/>
+            </w:pPr>
+          </w:p>
+          <w:p>
+            <w:pPr>
+              <w:snapToGrid w:val="0"/>
+              <w:spacing w:line="220" w:lineRule="exact"/>
+              <w:jc w:val="left"/>
+              <w:rPr>
+                <w:rFonts w:hint="eastAsia"/>
+              </w:rPr>
+            </w:pPr>
           </w:p>
         </w:tc>
         <w:tc>
@@ -3900,143 +3917,6 @@
               <w:spacing w:line="240" w:lineRule="auto"/>
               <w:jc w:val="left"/>
               <w:textAlignment w:val="auto"/>
-            </w:pPr>
-          </w:p>
-        </w:tc>
-      </w:tr>
-      <w:tr>
-        <w:trPr>
-          <w:gridAfter w:val="1"/>
-          <w:wAfter w:w="453" w:type="dxa"/>
-        </w:trPr>
-        <w:tc>
-          <w:tcPr>
-            <w:tcW w:w="36" w:type="dxa"/>
-          </w:tcPr>
-          <w:p>
-            <w:pPr>
-              <w:spacing w:line="239" w:lineRule="exact"/>
-              <w:jc w:val="left"/>
-            </w:pPr>
-          </w:p>
-        </w:tc>
-        <w:tc>
-          <w:tcPr>
-            <w:tcW w:w="10170" w:type="dxa"/>
-            <w:gridSpan w:val="9"/>
-            <w:tcBorders>
-              <w:left w:val="single" w:sz="12" w:space="0" w:color="auto"/>
-              <w:bottom w:val="dotted" w:sz="6" w:space="0" w:color="auto"/>
-            </w:tcBorders>
-            <w:vAlign w:val="center"/>
-          </w:tcPr>
-          <w:p>
-            <w:pPr>
-              <w:snapToGrid w:val="0"/>
-              <w:spacing w:line="240" w:lineRule="auto"/>
-              <w:jc w:val="left"/>
-              <w:rPr>
-                <w:sz w:val="21"/>
-                <w:szCs w:val="21"/>
-              </w:rPr>
-            </w:pPr>
-          </w:p>
-        </w:tc>
-        <w:tc>
-          <w:tcPr>
-            <w:tcW w:w="453" w:type="dxa"/>
-            <w:tcBorders>
-              <w:left w:val="single" w:sz="12" w:space="0" w:color="auto"/>
-            </w:tcBorders>
-          </w:tcPr>
-          <w:p>
-            <w:pPr>
-              <w:spacing w:line="240" w:lineRule="auto"/>
-              <w:jc w:val="left"/>
-            </w:pPr>
-          </w:p>
-        </w:tc>
-      </w:tr>
-      <w:tr>
-        <w:trPr>
-          <w:gridAfter w:val="1"/>
-          <w:wAfter w:w="453" w:type="dxa"/>
-          <w:trHeight w:val="626"/>
-        </w:trPr>
-        <w:tc>
-          <w:tcPr>
-            <w:tcW w:w="36" w:type="dxa"/>
-          </w:tcPr>
-          <w:p>
-            <w:pPr>
-              <w:spacing w:line="239" w:lineRule="exact"/>
-              <w:jc w:val="left"/>
-            </w:pPr>
-          </w:p>
-          <w:p>
-            <w:pPr>
-              <w:spacing w:line="239" w:lineRule="exact"/>
-              <w:jc w:val="left"/>
-            </w:pPr>
-          </w:p>
-        </w:tc>
-        <w:tc>
-          <w:tcPr>
-            <w:tcW w:w="10170" w:type="dxa"/>
-            <w:gridSpan w:val="9"/>
-            <w:tcBorders>
-              <w:left w:val="single" w:sz="12" w:space="0" w:color="auto"/>
-              <w:bottom w:val="single" w:sz="12" w:space="0" w:color="auto"/>
-            </w:tcBorders>
-            <w:vAlign w:val="center"/>
-          </w:tcPr>
-          <w:p>
-            <w:pPr>
-              <w:kinsoku w:val="0"/>
-              <w:overflowPunct w:val="0"/>
-              <w:snapToGrid w:val="0"/>
-              <w:spacing w:line="240" w:lineRule="auto"/>
-              <w:ind w:leftChars="-21" w:left="-45" w:firstLine="284"/>
-              <w:jc w:val="left"/>
-              <w:rPr>
-                <w:sz w:val="21"/>
-                <w:szCs w:val="21"/>
-              </w:rPr>
-            </w:pPr>
-            <w:r>
-              <w:rPr>
-                <w:rFonts w:hint="eastAsia"/>
-                <w:sz w:val="21"/>
-                <w:szCs w:val="21"/>
-              </w:rPr>
-              <w:t xml:space="preserve">備　　考　　　</w:t>
-            </w:r>
-            <w:r>
-              <w:rPr>
-                <w:rFonts w:hint="eastAsia"/>
-                <w:sz w:val="21"/>
-                <w:szCs w:val="21"/>
-              </w:rPr>
-              <w:t>{{備考}}</w:t>
-            </w:r>
-          </w:p>
-        </w:tc>
-        <w:tc>
-          <w:tcPr>
-            <w:tcW w:w="453" w:type="dxa"/>
-            <w:tcBorders>
-              <w:left w:val="single" w:sz="12" w:space="0" w:color="auto"/>
-            </w:tcBorders>
-            <w:vAlign w:val="center"/>
-          </w:tcPr>
-          <w:p>
-            <w:pPr>
-              <w:spacing w:line="240" w:lineRule="auto"/>
-            </w:pPr>
-          </w:p>
-          <w:p>
-            <w:pPr>
-              <w:spacing w:line="240" w:lineRule="auto"/>
             </w:pPr>
           </w:p>
         </w:tc>

--- a/03_kanri-flow_変更_単施設_起案.docx
+++ b/03_kanri-flow_変更_単施設_起案.docx
@@ -865,23 +865,13 @@
             <w:r>
               <w:t xml:space="preserve"> </w:t>
             </w:r>
-            <w:proofErr w:type="gramStart"/>
             <w:r>
               <w:rPr>
                 <w:rFonts w:hint="eastAsia"/>
                 <w:spacing w:val="5"/>
                 <w:w w:val="80"/>
               </w:rPr>
-              <w:t>締切</w:t>
-            </w:r>
-            <w:proofErr w:type="gramEnd"/>
-            <w:r>
-              <w:rPr>
-                <w:rFonts w:hint="eastAsia"/>
-                <w:spacing w:val="5"/>
-                <w:w w:val="80"/>
-              </w:rPr>
-              <w:t>後発送</w:t>
+              <w:t>締切後発送</w:t>
             </w:r>
           </w:p>
         </w:tc>
@@ -1781,13 +1771,10 @@
           <w:p>
             <w:pPr>
               <w:spacing w:line="240" w:lineRule="exact"/>
-              <w:ind w:firstLineChars="300" w:firstLine="636"/>
-            </w:pPr>
-            <w:r>
-              <w:rPr>
-                <w:rFonts w:hint="eastAsia"/>
-              </w:rPr>
-              <w:t xml:space="preserve">  副看護師長 </w:t>
+              <w:ind w:firstLineChars="100" w:firstLine="212"/>
+            </w:pPr>
+            <w:r>
+              <w:t xml:space="preserve">{{起案者職名}} </w:t>
             </w:r>
             <w:r>
               <w:t>{{起案者名}}</w:t>
@@ -2780,9 +2767,6 @@
               <w:snapToGrid w:val="0"/>
               <w:spacing w:line="220" w:lineRule="exact"/>
               <w:jc w:val="left"/>
-              <w:rPr>
-                <w:rFonts w:hint="eastAsia"/>
-              </w:rPr>
             </w:pPr>
           </w:p>
         </w:tc>
@@ -4324,7 +4308,6 @@
   <w:style w:type="character" w:default="1" w:styleId="a0">
     <w:name w:val="Default Paragraph Font"/>
     <w:uiPriority w:val="1"/>
-    <w:semiHidden/>
     <w:unhideWhenUsed/>
   </w:style>
   <w:style w:type="table" w:default="1" w:styleId="a1">
